--- a/AP_협의_1장_제출본.docx
+++ b/AP_협의_1장_제출본.docx
@@ -551,7 +551,7 @@
     </w:tbl>
     <w:p>
       <w:pPr>
-        <w:spacing w:after="50" w:before="70" w:line="264"/>
+        <w:spacing w:after="20" w:before="70" w:line="264"/>
         <w:jc w:val="left"/>
       </w:pPr>
       <w:r>
@@ -617,7 +617,26 @@
           <w:sz w:val="18"/>
           <w:szCs w:val="18"/>
         </w:rPr>
-        <w:t xml:space="preserve"> 명 (8월 기준)      ·      이 중 </w:t>
+        <w:t xml:space="preserve"> 명 (8월 기준)</w:t>
+      </w:r>
+    </w:p>
+    <w:p>
+      <w:pPr>
+        <w:spacing w:after="50" w:before="0" w:line="264"/>
+        <w:jc w:val="left"/>
+      </w:pPr>
+      <w:r>
+        <w:rPr>
+          <w:rFonts w:ascii="맑은 고딕" w:cs="맑은 고딕" w:eastAsia="맑은 고딕" w:hAnsi="맑은 고딕"/>
+          <w:b w:val="false"/>
+          <w:bCs w:val="false"/>
+          <w:i w:val="false"/>
+          <w:iCs w:val="false"/>
+          <w:color w:val="000000"/>
+          <w:sz w:val="18"/>
+          <w:szCs w:val="18"/>
+        </w:rPr>
+        <w:t xml:space="preserve">OP 현원 </w:t>
       </w:r>
       <w:r>
         <w:rPr>
@@ -630,7 +649,7 @@
           <w:sz w:val="18"/>
           <w:szCs w:val="18"/>
         </w:rPr>
-        <w:t xml:space="preserve">OP 70명</w:t>
+        <w:t xml:space="preserve">68명</w:t>
       </w:r>
       <w:r>
         <w:rPr>
@@ -643,7 +662,7 @@
           <w:sz w:val="18"/>
           <w:szCs w:val="18"/>
         </w:rPr>
-        <w:t xml:space="preserve"> (튜브 10 · 염모 20 · HnB 33 · 치약 7)  ← 별첨 A</w:t>
+        <w:t xml:space="preserve">  (튜브 10 · 염모 20 · HnB 31 · 치약 7).  가동 가능 라인 명부는 육성 중 교육생 2명을 포함한 70명 — 별첨 A</w:t>
       </w:r>
     </w:p>
     <w:p>
@@ -678,11 +697,12 @@
         </w:tblBorders>
       </w:tblPr>
       <w:tblGrid>
-        <w:gridCol w:w="1600"/>
-        <w:gridCol w:w="1700"/>
-        <w:gridCol w:w="1700"/>
-        <w:gridCol w:w="1700"/>
-        <w:gridCol w:w="2300"/>
+        <w:gridCol w:w="1400"/>
+        <w:gridCol w:w="1500"/>
+        <w:gridCol w:w="1450"/>
+        <w:gridCol w:w="1400"/>
+        <w:gridCol w:w="1500"/>
+        <w:gridCol w:w="1750"/>
       </w:tblGrid>
       <w:tr>
         <w:trPr>
@@ -690,7 +710,7 @@
         </w:trPr>
         <w:tc>
           <w:tcPr>
-            <w:tcW w:type="dxa" w:w="1600"/>
+            <w:tcW w:type="dxa" w:w="1400"/>
             <w:tcBorders>
               <w:top w:val="single" w:color="9E9E9E" w:sz="4"/>
               <w:left w:val="single" w:color="9E9E9E" w:sz="4"/>
@@ -728,7 +748,7 @@
         </w:tc>
         <w:tc>
           <w:tcPr>
-            <w:tcW w:type="dxa" w:w="1700"/>
+            <w:tcW w:type="dxa" w:w="1500"/>
             <w:tcBorders>
               <w:top w:val="single" w:color="9E9E9E" w:sz="4"/>
               <w:left w:val="single" w:color="9E9E9E" w:sz="4"/>
@@ -766,7 +786,7 @@
         </w:tc>
         <w:tc>
           <w:tcPr>
-            <w:tcW w:type="dxa" w:w="1700"/>
+            <w:tcW w:type="dxa" w:w="1450"/>
             <w:tcBorders>
               <w:top w:val="single" w:color="9E9E9E" w:sz="4"/>
               <w:left w:val="single" w:color="9E9E9E" w:sz="4"/>
@@ -804,7 +824,7 @@
         </w:tc>
         <w:tc>
           <w:tcPr>
-            <w:tcW w:type="dxa" w:w="1700"/>
+            <w:tcW w:type="dxa" w:w="1400"/>
             <w:tcBorders>
               <w:top w:val="single" w:color="9E9E9E" w:sz="4"/>
               <w:left w:val="single" w:color="9E9E9E" w:sz="4"/>
@@ -836,13 +856,13 @@
                 <w:sz w:val="17"/>
                 <w:szCs w:val="17"/>
               </w:rPr>
-              <w:t xml:space="preserve">기말 OP</w:t>
-            </w:r>
-          </w:p>
-        </w:tc>
-        <w:tc>
-          <w:tcPr>
-            <w:tcW w:type="dxa" w:w="2300"/>
+              <w:t xml:space="preserve">이탈 (-)</w:t>
+            </w:r>
+          </w:p>
+        </w:tc>
+        <w:tc>
+          <w:tcPr>
+            <w:tcW w:type="dxa" w:w="1500"/>
             <w:tcBorders>
               <w:top w:val="single" w:color="9E9E9E" w:sz="4"/>
               <w:left w:val="single" w:color="9E9E9E" w:sz="4"/>
@@ -874,7 +894,45 @@
                 <w:sz w:val="17"/>
                 <w:szCs w:val="17"/>
               </w:rPr>
-              <w:t xml:space="preserve">충원 진행 중 (누적)</w:t>
+              <w:t xml:space="preserve">기말 OP</w:t>
+            </w:r>
+          </w:p>
+        </w:tc>
+        <w:tc>
+          <w:tcPr>
+            <w:tcW w:type="dxa" w:w="1750"/>
+            <w:tcBorders>
+              <w:top w:val="single" w:color="9E9E9E" w:sz="4"/>
+              <w:left w:val="single" w:color="9E9E9E" w:sz="4"/>
+              <w:bottom w:val="single" w:color="9E9E9E" w:sz="4"/>
+              <w:right w:val="single" w:color="9E9E9E" w:sz="4"/>
+            </w:tcBorders>
+            <w:shd w:fill="0F2438" w:color="auto" w:val="clear"/>
+            <w:tcMar>
+              <w:top w:type="dxa" w:w="45"/>
+              <w:left w:type="dxa" w:w="70"/>
+              <w:bottom w:type="dxa" w:w="45"/>
+              <w:right w:type="dxa" w:w="70"/>
+            </w:tcMar>
+            <w:vAlign w:val="center"/>
+          </w:tcPr>
+          <w:p>
+            <w:pPr>
+              <w:spacing w:after="0" w:before="0" w:line="240"/>
+              <w:jc w:val="center"/>
+            </w:pPr>
+            <w:r>
+              <w:rPr>
+                <w:rFonts w:ascii="맑은 고딕" w:cs="맑은 고딕" w:eastAsia="맑은 고딕" w:hAnsi="맑은 고딕"/>
+                <w:b/>
+                <w:bCs/>
+                <w:i w:val="false"/>
+                <w:iCs w:val="false"/>
+                <w:color w:val="FFFFFF"/>
+                <w:sz w:val="17"/>
+                <w:szCs w:val="17"/>
+              </w:rPr>
+              <w:t xml:space="preserve">충원 진행 중</w:t>
             </w:r>
           </w:p>
         </w:tc>
@@ -882,7 +940,7 @@
       <w:tr>
         <w:tc>
           <w:tcPr>
-            <w:tcW w:type="dxa" w:w="1600"/>
+            <w:tcW w:type="dxa" w:w="1400"/>
             <w:tcBorders>
               <w:top w:val="single" w:color="9E9E9E" w:sz="4"/>
               <w:left w:val="single" w:color="9E9E9E" w:sz="4"/>
@@ -920,7 +978,7 @@
         </w:tc>
         <w:tc>
           <w:tcPr>
-            <w:tcW w:type="dxa" w:w="1700"/>
+            <w:tcW w:type="dxa" w:w="1500"/>
             <w:tcBorders>
               <w:top w:val="single" w:color="9E9E9E" w:sz="4"/>
               <w:left w:val="single" w:color="9E9E9E" w:sz="4"/>
@@ -957,7 +1015,7 @@
         </w:tc>
         <w:tc>
           <w:tcPr>
-            <w:tcW w:type="dxa" w:w="1700"/>
+            <w:tcW w:type="dxa" w:w="1450"/>
             <w:tcBorders>
               <w:top w:val="single" w:color="9E9E9E" w:sz="4"/>
               <w:left w:val="single" w:color="9E9E9E" w:sz="4"/>
@@ -994,75 +1052,112 @@
         </w:tc>
         <w:tc>
           <w:tcPr>
-            <w:tcW w:type="dxa" w:w="1700"/>
-            <w:tcBorders>
-              <w:top w:val="single" w:color="9E9E9E" w:sz="4"/>
-              <w:left w:val="single" w:color="9E9E9E" w:sz="4"/>
-              <w:bottom w:val="single" w:color="9E9E9E" w:sz="4"/>
-              <w:right w:val="single" w:color="9E9E9E" w:sz="4"/>
-            </w:tcBorders>
-            <w:tcMar>
-              <w:top w:type="dxa" w:w="45"/>
-              <w:left w:type="dxa" w:w="70"/>
-              <w:bottom w:type="dxa" w:w="45"/>
-              <w:right w:type="dxa" w:w="70"/>
-            </w:tcMar>
-            <w:vAlign w:val="center"/>
-          </w:tcPr>
-          <w:p>
-            <w:pPr>
-              <w:spacing w:after="0" w:before="0" w:line="240"/>
-              <w:jc w:val="center"/>
-            </w:pPr>
-            <w:r>
-              <w:rPr>
-                <w:rFonts w:ascii="맑은 고딕" w:cs="맑은 고딕" w:eastAsia="맑은 고딕" w:hAnsi="맑은 고딕"/>
-                <w:b/>
-                <w:bCs/>
+            <w:tcW w:type="dxa" w:w="1400"/>
+            <w:tcBorders>
+              <w:top w:val="single" w:color="9E9E9E" w:sz="4"/>
+              <w:left w:val="single" w:color="9E9E9E" w:sz="4"/>
+              <w:bottom w:val="single" w:color="9E9E9E" w:sz="4"/>
+              <w:right w:val="single" w:color="9E9E9E" w:sz="4"/>
+            </w:tcBorders>
+            <w:tcMar>
+              <w:top w:type="dxa" w:w="45"/>
+              <w:left w:type="dxa" w:w="70"/>
+              <w:bottom w:type="dxa" w:w="45"/>
+              <w:right w:type="dxa" w:w="70"/>
+            </w:tcMar>
+            <w:vAlign w:val="center"/>
+          </w:tcPr>
+          <w:p>
+            <w:pPr>
+              <w:spacing w:after="0" w:before="0" w:line="240"/>
+              <w:jc w:val="center"/>
+            </w:pPr>
+            <w:r>
+              <w:rPr>
+                <w:rFonts w:ascii="맑은 고딕" w:cs="맑은 고딕" w:eastAsia="맑은 고딕" w:hAnsi="맑은 고딕"/>
+                <w:b w:val="false"/>
+                <w:bCs w:val="false"/>
                 <w:i w:val="false"/>
                 <w:iCs w:val="false"/>
                 <w:color w:val="000000"/>
                 <w:sz w:val="17"/>
                 <w:szCs w:val="17"/>
               </w:rPr>
-              <w:t xml:space="preserve">69</w:t>
-            </w:r>
-          </w:p>
-        </w:tc>
-        <w:tc>
-          <w:tcPr>
-            <w:tcW w:type="dxa" w:w="2300"/>
-            <w:tcBorders>
-              <w:top w:val="single" w:color="9E9E9E" w:sz="4"/>
-              <w:left w:val="single" w:color="9E9E9E" w:sz="4"/>
-              <w:bottom w:val="single" w:color="9E9E9E" w:sz="4"/>
-              <w:right w:val="single" w:color="9E9E9E" w:sz="4"/>
-            </w:tcBorders>
-            <w:tcMar>
-              <w:top w:type="dxa" w:w="45"/>
-              <w:left w:type="dxa" w:w="70"/>
-              <w:bottom w:type="dxa" w:w="45"/>
-              <w:right w:type="dxa" w:w="70"/>
-            </w:tcMar>
-            <w:vAlign w:val="center"/>
-          </w:tcPr>
-          <w:p>
-            <w:pPr>
-              <w:spacing w:after="0" w:before="0" w:line="240"/>
-              <w:jc w:val="center"/>
-            </w:pPr>
-            <w:r>
-              <w:rPr>
-                <w:rFonts w:ascii="맑은 고딕" w:cs="맑은 고딕" w:eastAsia="맑은 고딕" w:hAnsi="맑은 고딕"/>
-                <w:b w:val="false"/>
-                <w:bCs w:val="false"/>
+              <w:t xml:space="preserve">0</w:t>
+            </w:r>
+          </w:p>
+        </w:tc>
+        <w:tc>
+          <w:tcPr>
+            <w:tcW w:type="dxa" w:w="1500"/>
+            <w:tcBorders>
+              <w:top w:val="single" w:color="9E9E9E" w:sz="4"/>
+              <w:left w:val="single" w:color="9E9E9E" w:sz="4"/>
+              <w:bottom w:val="single" w:color="9E9E9E" w:sz="4"/>
+              <w:right w:val="single" w:color="9E9E9E" w:sz="4"/>
+            </w:tcBorders>
+            <w:tcMar>
+              <w:top w:type="dxa" w:w="45"/>
+              <w:left w:type="dxa" w:w="70"/>
+              <w:bottom w:type="dxa" w:w="45"/>
+              <w:right w:type="dxa" w:w="70"/>
+            </w:tcMar>
+            <w:vAlign w:val="center"/>
+          </w:tcPr>
+          <w:p>
+            <w:pPr>
+              <w:spacing w:after="0" w:before="0" w:line="240"/>
+              <w:jc w:val="center"/>
+            </w:pPr>
+            <w:r>
+              <w:rPr>
+                <w:rFonts w:ascii="맑은 고딕" w:cs="맑은 고딕" w:eastAsia="맑은 고딕" w:hAnsi="맑은 고딕"/>
+                <w:b/>
+                <w:bCs/>
                 <w:i w:val="false"/>
                 <w:iCs w:val="false"/>
                 <w:color w:val="000000"/>
                 <w:sz w:val="17"/>
                 <w:szCs w:val="17"/>
               </w:rPr>
-              <w:t xml:space="preserve">3</w:t>
+              <w:t xml:space="preserve">69</w:t>
+            </w:r>
+          </w:p>
+        </w:tc>
+        <w:tc>
+          <w:tcPr>
+            <w:tcW w:type="dxa" w:w="1750"/>
+            <w:tcBorders>
+              <w:top w:val="single" w:color="9E9E9E" w:sz="4"/>
+              <w:left w:val="single" w:color="9E9E9E" w:sz="4"/>
+              <w:bottom w:val="single" w:color="9E9E9E" w:sz="4"/>
+              <w:right w:val="single" w:color="9E9E9E" w:sz="4"/>
+            </w:tcBorders>
+            <w:tcMar>
+              <w:top w:type="dxa" w:w="45"/>
+              <w:left w:type="dxa" w:w="70"/>
+              <w:bottom w:type="dxa" w:w="45"/>
+              <w:right w:type="dxa" w:w="70"/>
+            </w:tcMar>
+            <w:vAlign w:val="center"/>
+          </w:tcPr>
+          <w:p>
+            <w:pPr>
+              <w:spacing w:after="0" w:before="0" w:line="240"/>
+              <w:jc w:val="center"/>
+            </w:pPr>
+            <w:r>
+              <w:rPr>
+                <w:rFonts w:ascii="맑은 고딕" w:cs="맑은 고딕" w:eastAsia="맑은 고딕" w:hAnsi="맑은 고딕"/>
+                <w:b w:val="false"/>
+                <w:bCs w:val="false"/>
+                <w:i w:val="false"/>
+                <w:iCs w:val="false"/>
+                <w:color w:val="000000"/>
+                <w:sz w:val="17"/>
+                <w:szCs w:val="17"/>
+              </w:rPr>
+              <w:t xml:space="preserve">7</w:t>
             </w:r>
           </w:p>
         </w:tc>
@@ -1070,7 +1165,7 @@
       <w:tr>
         <w:tc>
           <w:tcPr>
-            <w:tcW w:type="dxa" w:w="1600"/>
+            <w:tcW w:type="dxa" w:w="1400"/>
             <w:tcBorders>
               <w:top w:val="single" w:color="9E9E9E" w:sz="4"/>
               <w:left w:val="single" w:color="9E9E9E" w:sz="4"/>
@@ -1108,7 +1203,7 @@
         </w:tc>
         <w:tc>
           <w:tcPr>
-            <w:tcW w:type="dxa" w:w="1700"/>
+            <w:tcW w:type="dxa" w:w="1500"/>
             <w:tcBorders>
               <w:top w:val="single" w:color="9E9E9E" w:sz="4"/>
               <w:left w:val="single" w:color="9E9E9E" w:sz="4"/>
@@ -1145,7 +1240,7 @@
         </w:tc>
         <w:tc>
           <w:tcPr>
-            <w:tcW w:type="dxa" w:w="1700"/>
+            <w:tcW w:type="dxa" w:w="1450"/>
             <w:tcBorders>
               <w:top w:val="single" w:color="9E9E9E" w:sz="4"/>
               <w:left w:val="single" w:color="9E9E9E" w:sz="4"/>
@@ -1176,81 +1271,118 @@
                 <w:sz w:val="17"/>
                 <w:szCs w:val="17"/>
               </w:rPr>
-              <w:t xml:space="preserve">1</w:t>
-            </w:r>
-          </w:p>
-        </w:tc>
-        <w:tc>
-          <w:tcPr>
-            <w:tcW w:type="dxa" w:w="1700"/>
-            <w:tcBorders>
-              <w:top w:val="single" w:color="9E9E9E" w:sz="4"/>
-              <w:left w:val="single" w:color="9E9E9E" w:sz="4"/>
-              <w:bottom w:val="single" w:color="9E9E9E" w:sz="4"/>
-              <w:right w:val="single" w:color="9E9E9E" w:sz="4"/>
-            </w:tcBorders>
-            <w:tcMar>
-              <w:top w:type="dxa" w:w="45"/>
-              <w:left w:type="dxa" w:w="70"/>
-              <w:bottom w:type="dxa" w:w="45"/>
-              <w:right w:type="dxa" w:w="70"/>
-            </w:tcMar>
-            <w:vAlign w:val="center"/>
-          </w:tcPr>
-          <w:p>
-            <w:pPr>
-              <w:spacing w:after="0" w:before="0" w:line="240"/>
-              <w:jc w:val="center"/>
-            </w:pPr>
-            <w:r>
-              <w:rPr>
-                <w:rFonts w:ascii="맑은 고딕" w:cs="맑은 고딕" w:eastAsia="맑은 고딕" w:hAnsi="맑은 고딕"/>
-                <w:b/>
-                <w:bCs/>
+              <w:t xml:space="preserve">2</w:t>
+            </w:r>
+          </w:p>
+        </w:tc>
+        <w:tc>
+          <w:tcPr>
+            <w:tcW w:type="dxa" w:w="1400"/>
+            <w:tcBorders>
+              <w:top w:val="single" w:color="9E9E9E" w:sz="4"/>
+              <w:left w:val="single" w:color="9E9E9E" w:sz="4"/>
+              <w:bottom w:val="single" w:color="9E9E9E" w:sz="4"/>
+              <w:right w:val="single" w:color="9E9E9E" w:sz="4"/>
+            </w:tcBorders>
+            <w:tcMar>
+              <w:top w:type="dxa" w:w="45"/>
+              <w:left w:type="dxa" w:w="70"/>
+              <w:bottom w:type="dxa" w:w="45"/>
+              <w:right w:type="dxa" w:w="70"/>
+            </w:tcMar>
+            <w:vAlign w:val="center"/>
+          </w:tcPr>
+          <w:p>
+            <w:pPr>
+              <w:spacing w:after="0" w:before="0" w:line="240"/>
+              <w:jc w:val="center"/>
+            </w:pPr>
+            <w:r>
+              <w:rPr>
+                <w:rFonts w:ascii="맑은 고딕" w:cs="맑은 고딕" w:eastAsia="맑은 고딕" w:hAnsi="맑은 고딕"/>
+                <w:b w:val="false"/>
+                <w:bCs w:val="false"/>
                 <w:i w:val="false"/>
                 <w:iCs w:val="false"/>
                 <w:color w:val="000000"/>
                 <w:sz w:val="17"/>
                 <w:szCs w:val="17"/>
               </w:rPr>
-              <w:t xml:space="preserve">70</w:t>
-            </w:r>
-          </w:p>
-        </w:tc>
-        <w:tc>
-          <w:tcPr>
-            <w:tcW w:type="dxa" w:w="2300"/>
-            <w:tcBorders>
-              <w:top w:val="single" w:color="9E9E9E" w:sz="4"/>
-              <w:left w:val="single" w:color="9E9E9E" w:sz="4"/>
-              <w:bottom w:val="single" w:color="9E9E9E" w:sz="4"/>
-              <w:right w:val="single" w:color="9E9E9E" w:sz="4"/>
-            </w:tcBorders>
-            <w:tcMar>
-              <w:top w:type="dxa" w:w="45"/>
-              <w:left w:type="dxa" w:w="70"/>
-              <w:bottom w:type="dxa" w:w="45"/>
-              <w:right w:type="dxa" w:w="70"/>
-            </w:tcMar>
-            <w:vAlign w:val="center"/>
-          </w:tcPr>
-          <w:p>
-            <w:pPr>
-              <w:spacing w:after="0" w:before="0" w:line="240"/>
-              <w:jc w:val="center"/>
-            </w:pPr>
-            <w:r>
-              <w:rPr>
-                <w:rFonts w:ascii="맑은 고딕" w:cs="맑은 고딕" w:eastAsia="맑은 고딕" w:hAnsi="맑은 고딕"/>
-                <w:b w:val="false"/>
-                <w:bCs w:val="false"/>
+              <w:t xml:space="preserve">0</w:t>
+            </w:r>
+          </w:p>
+        </w:tc>
+        <w:tc>
+          <w:tcPr>
+            <w:tcW w:type="dxa" w:w="1500"/>
+            <w:tcBorders>
+              <w:top w:val="single" w:color="9E9E9E" w:sz="4"/>
+              <w:left w:val="single" w:color="9E9E9E" w:sz="4"/>
+              <w:bottom w:val="single" w:color="9E9E9E" w:sz="4"/>
+              <w:right w:val="single" w:color="9E9E9E" w:sz="4"/>
+            </w:tcBorders>
+            <w:tcMar>
+              <w:top w:type="dxa" w:w="45"/>
+              <w:left w:type="dxa" w:w="70"/>
+              <w:bottom w:type="dxa" w:w="45"/>
+              <w:right w:type="dxa" w:w="70"/>
+            </w:tcMar>
+            <w:vAlign w:val="center"/>
+          </w:tcPr>
+          <w:p>
+            <w:pPr>
+              <w:spacing w:after="0" w:before="0" w:line="240"/>
+              <w:jc w:val="center"/>
+            </w:pPr>
+            <w:r>
+              <w:rPr>
+                <w:rFonts w:ascii="맑은 고딕" w:cs="맑은 고딕" w:eastAsia="맑은 고딕" w:hAnsi="맑은 고딕"/>
+                <w:b/>
+                <w:bCs/>
                 <w:i w:val="false"/>
                 <w:iCs w:val="false"/>
                 <w:color w:val="000000"/>
                 <w:sz w:val="17"/>
                 <w:szCs w:val="17"/>
               </w:rPr>
-              <w:t xml:space="preserve">3</w:t>
+              <w:t xml:space="preserve">71</w:t>
+            </w:r>
+          </w:p>
+        </w:tc>
+        <w:tc>
+          <w:tcPr>
+            <w:tcW w:type="dxa" w:w="1750"/>
+            <w:tcBorders>
+              <w:top w:val="single" w:color="9E9E9E" w:sz="4"/>
+              <w:left w:val="single" w:color="9E9E9E" w:sz="4"/>
+              <w:bottom w:val="single" w:color="9E9E9E" w:sz="4"/>
+              <w:right w:val="single" w:color="9E9E9E" w:sz="4"/>
+            </w:tcBorders>
+            <w:tcMar>
+              <w:top w:type="dxa" w:w="45"/>
+              <w:left w:type="dxa" w:w="70"/>
+              <w:bottom w:type="dxa" w:w="45"/>
+              <w:right w:type="dxa" w:w="70"/>
+            </w:tcMar>
+            <w:vAlign w:val="center"/>
+          </w:tcPr>
+          <w:p>
+            <w:pPr>
+              <w:spacing w:after="0" w:before="0" w:line="240"/>
+              <w:jc w:val="center"/>
+            </w:pPr>
+            <w:r>
+              <w:rPr>
+                <w:rFonts w:ascii="맑은 고딕" w:cs="맑은 고딕" w:eastAsia="맑은 고딕" w:hAnsi="맑은 고딕"/>
+                <w:b w:val="false"/>
+                <w:bCs w:val="false"/>
+                <w:i w:val="false"/>
+                <w:iCs w:val="false"/>
+                <w:color w:val="000000"/>
+                <w:sz w:val="17"/>
+                <w:szCs w:val="17"/>
+              </w:rPr>
+              <w:t xml:space="preserve">7</w:t>
             </w:r>
           </w:p>
         </w:tc>
@@ -1258,7 +1390,7 @@
       <w:tr>
         <w:tc>
           <w:tcPr>
-            <w:tcW w:type="dxa" w:w="1600"/>
+            <w:tcW w:type="dxa" w:w="1400"/>
             <w:tcBorders>
               <w:top w:val="single" w:color="9E9E9E" w:sz="4"/>
               <w:left w:val="single" w:color="9E9E9E" w:sz="4"/>
@@ -1296,7 +1428,7 @@
         </w:tc>
         <w:tc>
           <w:tcPr>
-            <w:tcW w:type="dxa" w:w="1700"/>
+            <w:tcW w:type="dxa" w:w="1500"/>
             <w:tcBorders>
               <w:top w:val="single" w:color="9E9E9E" w:sz="4"/>
               <w:left w:val="single" w:color="9E9E9E" w:sz="4"/>
@@ -1327,13 +1459,13 @@
                 <w:sz w:val="17"/>
                 <w:szCs w:val="17"/>
               </w:rPr>
-              <w:t xml:space="preserve">70</w:t>
-            </w:r>
-          </w:p>
-        </w:tc>
-        <w:tc>
-          <w:tcPr>
-            <w:tcW w:type="dxa" w:w="1700"/>
+              <w:t xml:space="preserve">71</w:t>
+            </w:r>
+          </w:p>
+        </w:tc>
+        <w:tc>
+          <w:tcPr>
+            <w:tcW w:type="dxa" w:w="1450"/>
             <w:tcBorders>
               <w:top w:val="single" w:color="9E9E9E" w:sz="4"/>
               <w:left w:val="single" w:color="9E9E9E" w:sz="4"/>
@@ -1364,81 +1496,118 @@
                 <w:sz w:val="17"/>
                 <w:szCs w:val="17"/>
               </w:rPr>
-              <w:t xml:space="preserve">2</w:t>
-            </w:r>
-          </w:p>
-        </w:tc>
-        <w:tc>
-          <w:tcPr>
-            <w:tcW w:type="dxa" w:w="1700"/>
-            <w:tcBorders>
-              <w:top w:val="single" w:color="9E9E9E" w:sz="4"/>
-              <w:left w:val="single" w:color="9E9E9E" w:sz="4"/>
-              <w:bottom w:val="single" w:color="9E9E9E" w:sz="4"/>
-              <w:right w:val="single" w:color="9E9E9E" w:sz="4"/>
-            </w:tcBorders>
-            <w:tcMar>
-              <w:top w:type="dxa" w:w="45"/>
-              <w:left w:type="dxa" w:w="70"/>
-              <w:bottom w:type="dxa" w:w="45"/>
-              <w:right w:type="dxa" w:w="70"/>
-            </w:tcMar>
-            <w:vAlign w:val="center"/>
-          </w:tcPr>
-          <w:p>
-            <w:pPr>
-              <w:spacing w:after="0" w:before="0" w:line="240"/>
-              <w:jc w:val="center"/>
-            </w:pPr>
-            <w:r>
-              <w:rPr>
-                <w:rFonts w:ascii="맑은 고딕" w:cs="맑은 고딕" w:eastAsia="맑은 고딕" w:hAnsi="맑은 고딕"/>
-                <w:b/>
-                <w:bCs/>
+              <w:t xml:space="preserve">3</w:t>
+            </w:r>
+          </w:p>
+        </w:tc>
+        <w:tc>
+          <w:tcPr>
+            <w:tcW w:type="dxa" w:w="1400"/>
+            <w:tcBorders>
+              <w:top w:val="single" w:color="9E9E9E" w:sz="4"/>
+              <w:left w:val="single" w:color="9E9E9E" w:sz="4"/>
+              <w:bottom w:val="single" w:color="9E9E9E" w:sz="4"/>
+              <w:right w:val="single" w:color="9E9E9E" w:sz="4"/>
+            </w:tcBorders>
+            <w:tcMar>
+              <w:top w:type="dxa" w:w="45"/>
+              <w:left w:type="dxa" w:w="70"/>
+              <w:bottom w:type="dxa" w:w="45"/>
+              <w:right w:type="dxa" w:w="70"/>
+            </w:tcMar>
+            <w:vAlign w:val="center"/>
+          </w:tcPr>
+          <w:p>
+            <w:pPr>
+              <w:spacing w:after="0" w:before="0" w:line="240"/>
+              <w:jc w:val="center"/>
+            </w:pPr>
+            <w:r>
+              <w:rPr>
+                <w:rFonts w:ascii="맑은 고딕" w:cs="맑은 고딕" w:eastAsia="맑은 고딕" w:hAnsi="맑은 고딕"/>
+                <w:b w:val="false"/>
+                <w:bCs w:val="false"/>
                 <w:i w:val="false"/>
                 <w:iCs w:val="false"/>
                 <w:color w:val="000000"/>
                 <w:sz w:val="17"/>
                 <w:szCs w:val="17"/>
               </w:rPr>
-              <w:t xml:space="preserve">72</w:t>
-            </w:r>
-          </w:p>
-        </w:tc>
-        <w:tc>
-          <w:tcPr>
-            <w:tcW w:type="dxa" w:w="2300"/>
-            <w:tcBorders>
-              <w:top w:val="single" w:color="9E9E9E" w:sz="4"/>
-              <w:left w:val="single" w:color="9E9E9E" w:sz="4"/>
-              <w:bottom w:val="single" w:color="9E9E9E" w:sz="4"/>
-              <w:right w:val="single" w:color="9E9E9E" w:sz="4"/>
-            </w:tcBorders>
-            <w:tcMar>
-              <w:top w:type="dxa" w:w="45"/>
-              <w:left w:type="dxa" w:w="70"/>
-              <w:bottom w:type="dxa" w:w="45"/>
-              <w:right w:type="dxa" w:w="70"/>
-            </w:tcMar>
-            <w:vAlign w:val="center"/>
-          </w:tcPr>
-          <w:p>
-            <w:pPr>
-              <w:spacing w:after="0" w:before="0" w:line="240"/>
-              <w:jc w:val="center"/>
-            </w:pPr>
-            <w:r>
-              <w:rPr>
-                <w:rFonts w:ascii="맑은 고딕" w:cs="맑은 고딕" w:eastAsia="맑은 고딕" w:hAnsi="맑은 고딕"/>
-                <w:b w:val="false"/>
-                <w:bCs w:val="false"/>
+              <w:t xml:space="preserve">1</w:t>
+            </w:r>
+          </w:p>
+        </w:tc>
+        <w:tc>
+          <w:tcPr>
+            <w:tcW w:type="dxa" w:w="1500"/>
+            <w:tcBorders>
+              <w:top w:val="single" w:color="9E9E9E" w:sz="4"/>
+              <w:left w:val="single" w:color="9E9E9E" w:sz="4"/>
+              <w:bottom w:val="single" w:color="9E9E9E" w:sz="4"/>
+              <w:right w:val="single" w:color="9E9E9E" w:sz="4"/>
+            </w:tcBorders>
+            <w:tcMar>
+              <w:top w:type="dxa" w:w="45"/>
+              <w:left w:type="dxa" w:w="70"/>
+              <w:bottom w:type="dxa" w:w="45"/>
+              <w:right w:type="dxa" w:w="70"/>
+            </w:tcMar>
+            <w:vAlign w:val="center"/>
+          </w:tcPr>
+          <w:p>
+            <w:pPr>
+              <w:spacing w:after="0" w:before="0" w:line="240"/>
+              <w:jc w:val="center"/>
+            </w:pPr>
+            <w:r>
+              <w:rPr>
+                <w:rFonts w:ascii="맑은 고딕" w:cs="맑은 고딕" w:eastAsia="맑은 고딕" w:hAnsi="맑은 고딕"/>
+                <w:b/>
+                <w:bCs/>
                 <w:i w:val="false"/>
                 <w:iCs w:val="false"/>
                 <w:color w:val="000000"/>
                 <w:sz w:val="17"/>
                 <w:szCs w:val="17"/>
               </w:rPr>
-              <w:t xml:space="preserve">3</w:t>
+              <w:t xml:space="preserve">73</w:t>
+            </w:r>
+          </w:p>
+        </w:tc>
+        <w:tc>
+          <w:tcPr>
+            <w:tcW w:type="dxa" w:w="1750"/>
+            <w:tcBorders>
+              <w:top w:val="single" w:color="9E9E9E" w:sz="4"/>
+              <w:left w:val="single" w:color="9E9E9E" w:sz="4"/>
+              <w:bottom w:val="single" w:color="9E9E9E" w:sz="4"/>
+              <w:right w:val="single" w:color="9E9E9E" w:sz="4"/>
+            </w:tcBorders>
+            <w:tcMar>
+              <w:top w:type="dxa" w:w="45"/>
+              <w:left w:type="dxa" w:w="70"/>
+              <w:bottom w:type="dxa" w:w="45"/>
+              <w:right w:type="dxa" w:w="70"/>
+            </w:tcMar>
+            <w:vAlign w:val="center"/>
+          </w:tcPr>
+          <w:p>
+            <w:pPr>
+              <w:spacing w:after="0" w:before="0" w:line="240"/>
+              <w:jc w:val="center"/>
+            </w:pPr>
+            <w:r>
+              <w:rPr>
+                <w:rFonts w:ascii="맑은 고딕" w:cs="맑은 고딕" w:eastAsia="맑은 고딕" w:hAnsi="맑은 고딕"/>
+                <w:b w:val="false"/>
+                <w:bCs w:val="false"/>
+                <w:i w:val="false"/>
+                <w:iCs w:val="false"/>
+                <w:color w:val="000000"/>
+                <w:sz w:val="17"/>
+                <w:szCs w:val="17"/>
+              </w:rPr>
+              <w:t xml:space="preserve">7</w:t>
             </w:r>
           </w:p>
         </w:tc>
@@ -1446,7 +1615,7 @@
       <w:tr>
         <w:tc>
           <w:tcPr>
-            <w:tcW w:type="dxa" w:w="1600"/>
+            <w:tcW w:type="dxa" w:w="1400"/>
             <w:tcBorders>
               <w:top w:val="single" w:color="9E9E9E" w:sz="4"/>
               <w:left w:val="single" w:color="9E9E9E" w:sz="4"/>
@@ -1484,7 +1653,7 @@
         </w:tc>
         <w:tc>
           <w:tcPr>
-            <w:tcW w:type="dxa" w:w="1700"/>
+            <w:tcW w:type="dxa" w:w="1500"/>
             <w:tcBorders>
               <w:top w:val="single" w:color="9E9E9E" w:sz="4"/>
               <w:left w:val="single" w:color="9E9E9E" w:sz="4"/>
@@ -1515,13 +1684,13 @@
                 <w:sz w:val="17"/>
                 <w:szCs w:val="17"/>
               </w:rPr>
-              <w:t xml:space="preserve">72</w:t>
-            </w:r>
-          </w:p>
-        </w:tc>
-        <w:tc>
-          <w:tcPr>
-            <w:tcW w:type="dxa" w:w="1700"/>
+              <w:t xml:space="preserve">73</w:t>
+            </w:r>
+          </w:p>
+        </w:tc>
+        <w:tc>
+          <w:tcPr>
+            <w:tcW w:type="dxa" w:w="1450"/>
             <w:tcBorders>
               <w:top w:val="single" w:color="9E9E9E" w:sz="4"/>
               <w:left w:val="single" w:color="9E9E9E" w:sz="4"/>
@@ -1552,81 +1721,118 @@
                 <w:sz w:val="17"/>
                 <w:szCs w:val="17"/>
               </w:rPr>
-              <w:t xml:space="preserve">1</w:t>
-            </w:r>
-          </w:p>
-        </w:tc>
-        <w:tc>
-          <w:tcPr>
-            <w:tcW w:type="dxa" w:w="1700"/>
-            <w:tcBorders>
-              <w:top w:val="single" w:color="9E9E9E" w:sz="4"/>
-              <w:left w:val="single" w:color="9E9E9E" w:sz="4"/>
-              <w:bottom w:val="single" w:color="9E9E9E" w:sz="4"/>
-              <w:right w:val="single" w:color="9E9E9E" w:sz="4"/>
-            </w:tcBorders>
-            <w:tcMar>
-              <w:top w:type="dxa" w:w="45"/>
-              <w:left w:type="dxa" w:w="70"/>
-              <w:bottom w:type="dxa" w:w="45"/>
-              <w:right w:type="dxa" w:w="70"/>
-            </w:tcMar>
-            <w:vAlign w:val="center"/>
-          </w:tcPr>
-          <w:p>
-            <w:pPr>
-              <w:spacing w:after="0" w:before="0" w:line="240"/>
-              <w:jc w:val="center"/>
-            </w:pPr>
-            <w:r>
-              <w:rPr>
-                <w:rFonts w:ascii="맑은 고딕" w:cs="맑은 고딕" w:eastAsia="맑은 고딕" w:hAnsi="맑은 고딕"/>
-                <w:b/>
-                <w:bCs/>
+              <w:t xml:space="preserve">2</w:t>
+            </w:r>
+          </w:p>
+        </w:tc>
+        <w:tc>
+          <w:tcPr>
+            <w:tcW w:type="dxa" w:w="1400"/>
+            <w:tcBorders>
+              <w:top w:val="single" w:color="9E9E9E" w:sz="4"/>
+              <w:left w:val="single" w:color="9E9E9E" w:sz="4"/>
+              <w:bottom w:val="single" w:color="9E9E9E" w:sz="4"/>
+              <w:right w:val="single" w:color="9E9E9E" w:sz="4"/>
+            </w:tcBorders>
+            <w:tcMar>
+              <w:top w:type="dxa" w:w="45"/>
+              <w:left w:type="dxa" w:w="70"/>
+              <w:bottom w:type="dxa" w:w="45"/>
+              <w:right w:type="dxa" w:w="70"/>
+            </w:tcMar>
+            <w:vAlign w:val="center"/>
+          </w:tcPr>
+          <w:p>
+            <w:pPr>
+              <w:spacing w:after="0" w:before="0" w:line="240"/>
+              <w:jc w:val="center"/>
+            </w:pPr>
+            <w:r>
+              <w:rPr>
+                <w:rFonts w:ascii="맑은 고딕" w:cs="맑은 고딕" w:eastAsia="맑은 고딕" w:hAnsi="맑은 고딕"/>
+                <w:b w:val="false"/>
+                <w:bCs w:val="false"/>
                 <w:i w:val="false"/>
                 <w:iCs w:val="false"/>
                 <w:color w:val="000000"/>
                 <w:sz w:val="17"/>
                 <w:szCs w:val="17"/>
               </w:rPr>
-              <w:t xml:space="preserve">73</w:t>
-            </w:r>
-          </w:p>
-        </w:tc>
-        <w:tc>
-          <w:tcPr>
-            <w:tcW w:type="dxa" w:w="2300"/>
-            <w:tcBorders>
-              <w:top w:val="single" w:color="9E9E9E" w:sz="4"/>
-              <w:left w:val="single" w:color="9E9E9E" w:sz="4"/>
-              <w:bottom w:val="single" w:color="9E9E9E" w:sz="4"/>
-              <w:right w:val="single" w:color="9E9E9E" w:sz="4"/>
-            </w:tcBorders>
-            <w:tcMar>
-              <w:top w:type="dxa" w:w="45"/>
-              <w:left w:type="dxa" w:w="70"/>
-              <w:bottom w:type="dxa" w:w="45"/>
-              <w:right w:type="dxa" w:w="70"/>
-            </w:tcMar>
-            <w:vAlign w:val="center"/>
-          </w:tcPr>
-          <w:p>
-            <w:pPr>
-              <w:spacing w:after="0" w:before="0" w:line="240"/>
-              <w:jc w:val="center"/>
-            </w:pPr>
-            <w:r>
-              <w:rPr>
-                <w:rFonts w:ascii="맑은 고딕" w:cs="맑은 고딕" w:eastAsia="맑은 고딕" w:hAnsi="맑은 고딕"/>
-                <w:b w:val="false"/>
-                <w:bCs w:val="false"/>
+              <w:t xml:space="preserve">1</w:t>
+            </w:r>
+          </w:p>
+        </w:tc>
+        <w:tc>
+          <w:tcPr>
+            <w:tcW w:type="dxa" w:w="1500"/>
+            <w:tcBorders>
+              <w:top w:val="single" w:color="9E9E9E" w:sz="4"/>
+              <w:left w:val="single" w:color="9E9E9E" w:sz="4"/>
+              <w:bottom w:val="single" w:color="9E9E9E" w:sz="4"/>
+              <w:right w:val="single" w:color="9E9E9E" w:sz="4"/>
+            </w:tcBorders>
+            <w:tcMar>
+              <w:top w:type="dxa" w:w="45"/>
+              <w:left w:type="dxa" w:w="70"/>
+              <w:bottom w:type="dxa" w:w="45"/>
+              <w:right w:type="dxa" w:w="70"/>
+            </w:tcMar>
+            <w:vAlign w:val="center"/>
+          </w:tcPr>
+          <w:p>
+            <w:pPr>
+              <w:spacing w:after="0" w:before="0" w:line="240"/>
+              <w:jc w:val="center"/>
+            </w:pPr>
+            <w:r>
+              <w:rPr>
+                <w:rFonts w:ascii="맑은 고딕" w:cs="맑은 고딕" w:eastAsia="맑은 고딕" w:hAnsi="맑은 고딕"/>
+                <w:b/>
+                <w:bCs/>
                 <w:i w:val="false"/>
                 <w:iCs w:val="false"/>
                 <w:color w:val="000000"/>
                 <w:sz w:val="17"/>
                 <w:szCs w:val="17"/>
               </w:rPr>
-              <w:t xml:space="preserve">3</w:t>
+              <w:t xml:space="preserve">74</w:t>
+            </w:r>
+          </w:p>
+        </w:tc>
+        <w:tc>
+          <w:tcPr>
+            <w:tcW w:type="dxa" w:w="1750"/>
+            <w:tcBorders>
+              <w:top w:val="single" w:color="9E9E9E" w:sz="4"/>
+              <w:left w:val="single" w:color="9E9E9E" w:sz="4"/>
+              <w:bottom w:val="single" w:color="9E9E9E" w:sz="4"/>
+              <w:right w:val="single" w:color="9E9E9E" w:sz="4"/>
+            </w:tcBorders>
+            <w:tcMar>
+              <w:top w:type="dxa" w:w="45"/>
+              <w:left w:type="dxa" w:w="70"/>
+              <w:bottom w:type="dxa" w:w="45"/>
+              <w:right w:type="dxa" w:w="70"/>
+            </w:tcMar>
+            <w:vAlign w:val="center"/>
+          </w:tcPr>
+          <w:p>
+            <w:pPr>
+              <w:spacing w:after="0" w:before="0" w:line="240"/>
+              <w:jc w:val="center"/>
+            </w:pPr>
+            <w:r>
+              <w:rPr>
+                <w:rFonts w:ascii="맑은 고딕" w:cs="맑은 고딕" w:eastAsia="맑은 고딕" w:hAnsi="맑은 고딕"/>
+                <w:b w:val="false"/>
+                <w:bCs w:val="false"/>
+                <w:i w:val="false"/>
+                <w:iCs w:val="false"/>
+                <w:color w:val="000000"/>
+                <w:sz w:val="17"/>
+                <w:szCs w:val="17"/>
+              </w:rPr>
+              <w:t xml:space="preserve">7</w:t>
             </w:r>
           </w:p>
         </w:tc>
@@ -1648,7 +1854,7 @@
           <w:sz w:val="16"/>
           <w:szCs w:val="16"/>
         </w:rPr>
-        <w:t xml:space="preserve">교육 진행 중 10명 (교육중 · 교육예정 보유) — 별첨 C 참조. 충원 진행 3명은 채용 진행 단계로, 입사·육성 완료 시점에 전환(+)으로 반영.</w:t>
+        <w:t xml:space="preserve">교육 진행 10명 — 신규 OP 육성(교육생) 2명 + 기존 OP 다능공 확대 8명. 별첨 C 참조.  충원 7명은 채용 진행 단계로, 입사·육성 완료 시점에 전환(+)으로 반영.</w:t>
       </w:r>
     </w:p>
     <w:p>
@@ -1964,7 +2170,7 @@
                 <w:sz w:val="17"/>
                 <w:szCs w:val="17"/>
               </w:rPr>
-              <w:t xml:space="preserve">직원 휴가 최소화</w:t>
+              <w:t xml:space="preserve">휴가 운영 조정</w:t>
             </w:r>
           </w:p>
         </w:tc>
@@ -2001,7 +2207,7 @@
                 <w:sz w:val="17"/>
                 <w:szCs w:val="17"/>
               </w:rPr>
-              <w:t xml:space="preserve"/>
+              <w:t xml:space="preserve">-</w:t>
             </w:r>
           </w:p>
         </w:tc>
@@ -2038,7 +2244,7 @@
                 <w:sz w:val="17"/>
                 <w:szCs w:val="17"/>
               </w:rPr>
-              <w:t xml:space="preserve"/>
+              <w:t xml:space="preserve">연차 사용 촉진 제도 해제 · 성수기 휴가 분산 운영</w:t>
             </w:r>
           </w:p>
         </w:tc>
@@ -2152,7 +2358,7 @@
                 <w:sz w:val="17"/>
                 <w:szCs w:val="17"/>
               </w:rPr>
-              <w:t xml:space="preserve">교육중 · 교육예정 진행 (별첨 C)</w:t>
+              <w:t xml:space="preserve">신규 OP 육성 2명 + 기존 OP 다능공 확대 8명 (별첨 C)</w:t>
             </w:r>
           </w:p>
         </w:tc>
@@ -2192,7 +2398,7 @@
                 <w:sz w:val="17"/>
                 <w:szCs w:val="17"/>
               </w:rPr>
-              <w:t xml:space="preserve">잔업 · 특근 확대</w:t>
+              <w:t xml:space="preserve">잔업 · 특근</w:t>
             </w:r>
           </w:p>
         </w:tc>
@@ -2229,7 +2435,7 @@
                 <w:sz w:val="17"/>
                 <w:szCs w:val="17"/>
               </w:rPr>
-              <w:t xml:space="preserve"/>
+              <w:t xml:space="preserve">-</w:t>
             </w:r>
           </w:p>
         </w:tc>
@@ -2266,7 +2472,121 @@
                 <w:sz w:val="17"/>
                 <w:szCs w:val="17"/>
               </w:rPr>
-              <w:t xml:space="preserve"/>
+              <w:t xml:space="preserve">물량에 맞추어 풀 가동. 3개월 단위 초과근로자 관리 별도</w:t>
+            </w:r>
+          </w:p>
+        </w:tc>
+      </w:tr>
+      <w:tr>
+        <w:tc>
+          <w:tcPr>
+            <w:tcW w:type="dxa" w:w="2500"/>
+            <w:tcBorders>
+              <w:top w:val="single" w:color="9E9E9E" w:sz="4"/>
+              <w:left w:val="single" w:color="9E9E9E" w:sz="4"/>
+              <w:bottom w:val="single" w:color="9E9E9E" w:sz="4"/>
+              <w:right w:val="single" w:color="9E9E9E" w:sz="4"/>
+            </w:tcBorders>
+            <w:shd w:fill="F2F4F4" w:color="auto" w:val="clear"/>
+            <w:tcMar>
+              <w:top w:type="dxa" w:w="45"/>
+              <w:left w:type="dxa" w:w="70"/>
+              <w:bottom w:type="dxa" w:w="45"/>
+              <w:right w:type="dxa" w:w="70"/>
+            </w:tcMar>
+            <w:vAlign w:val="center"/>
+          </w:tcPr>
+          <w:p>
+            <w:pPr>
+              <w:spacing w:after="0" w:before="0" w:line="240"/>
+              <w:jc w:val="left"/>
+            </w:pPr>
+            <w:r>
+              <w:rPr>
+                <w:rFonts w:ascii="맑은 고딕" w:cs="맑은 고딕" w:eastAsia="맑은 고딕" w:hAnsi="맑은 고딕"/>
+                <w:b/>
+                <w:bCs/>
+                <w:i w:val="false"/>
+                <w:iCs w:val="false"/>
+                <w:color w:val="000000"/>
+                <w:sz w:val="17"/>
+                <w:szCs w:val="17"/>
+              </w:rPr>
+              <w:t xml:space="preserve">OP 충원</w:t>
+            </w:r>
+          </w:p>
+        </w:tc>
+        <w:tc>
+          <w:tcPr>
+            <w:tcW w:type="dxa" w:w="1400"/>
+            <w:tcBorders>
+              <w:top w:val="single" w:color="9E9E9E" w:sz="4"/>
+              <w:left w:val="single" w:color="9E9E9E" w:sz="4"/>
+              <w:bottom w:val="single" w:color="9E9E9E" w:sz="4"/>
+              <w:right w:val="single" w:color="9E9E9E" w:sz="4"/>
+            </w:tcBorders>
+            <w:tcMar>
+              <w:top w:type="dxa" w:w="45"/>
+              <w:left w:type="dxa" w:w="70"/>
+              <w:bottom w:type="dxa" w:w="45"/>
+              <w:right w:type="dxa" w:w="70"/>
+            </w:tcMar>
+            <w:vAlign w:val="center"/>
+          </w:tcPr>
+          <w:p>
+            <w:pPr>
+              <w:spacing w:after="0" w:before="0" w:line="240"/>
+              <w:jc w:val="center"/>
+            </w:pPr>
+            <w:r>
+              <w:rPr>
+                <w:rFonts w:ascii="맑은 고딕" w:cs="맑은 고딕" w:eastAsia="맑은 고딕" w:hAnsi="맑은 고딕"/>
+                <w:b w:val="false"/>
+                <w:bCs w:val="false"/>
+                <w:i w:val="false"/>
+                <w:iCs w:val="false"/>
+                <w:color w:val="000000"/>
+                <w:sz w:val="17"/>
+                <w:szCs w:val="17"/>
+              </w:rPr>
+              <w:t xml:space="preserve">7명</w:t>
+            </w:r>
+          </w:p>
+        </w:tc>
+        <w:tc>
+          <w:tcPr>
+            <w:tcW w:type="dxa" w:w="5100"/>
+            <w:tcBorders>
+              <w:top w:val="single" w:color="9E9E9E" w:sz="4"/>
+              <w:left w:val="single" w:color="9E9E9E" w:sz="4"/>
+              <w:bottom w:val="single" w:color="9E9E9E" w:sz="4"/>
+              <w:right w:val="single" w:color="9E9E9E" w:sz="4"/>
+            </w:tcBorders>
+            <w:tcMar>
+              <w:top w:type="dxa" w:w="45"/>
+              <w:left w:type="dxa" w:w="70"/>
+              <w:bottom w:type="dxa" w:w="45"/>
+              <w:right w:type="dxa" w:w="70"/>
+            </w:tcMar>
+            <w:vAlign w:val="center"/>
+          </w:tcPr>
+          <w:p>
+            <w:pPr>
+              <w:spacing w:after="0" w:before="0" w:line="240"/>
+              <w:jc w:val="left"/>
+            </w:pPr>
+            <w:r>
+              <w:rPr>
+                <w:rFonts w:ascii="맑은 고딕" w:cs="맑은 고딕" w:eastAsia="맑은 고딕" w:hAnsi="맑은 고딕"/>
+                <w:b w:val="false"/>
+                <w:bCs w:val="false"/>
+                <w:i w:val="false"/>
+                <w:iCs w:val="false"/>
+                <w:color w:val="000000"/>
+                <w:sz w:val="17"/>
+                <w:szCs w:val="17"/>
+              </w:rPr>
+              <w:t xml:space="preserve">채용 진행 중. 입사 후 육성 기간 소요</w:t>
             </w:r>
           </w:p>
         </w:tc>
@@ -2547,7 +2867,7 @@
                 <w:sz w:val="17"/>
                 <w:szCs w:val="17"/>
               </w:rPr>
-              <w:t xml:space="preserve">현 보유</w:t>
+              <w:t xml:space="preserve">현 보유 / 충원</w:t>
             </w:r>
           </w:p>
         </w:tc>
@@ -2737,7 +3057,7 @@
                 <w:sz w:val="17"/>
                 <w:szCs w:val="17"/>
               </w:rPr>
-              <w:t xml:space="preserve">70</w:t>
+              <w:t xml:space="preserve">68</w:t>
             </w:r>
           </w:p>
         </w:tc>
@@ -2925,7 +3245,7 @@
                 <w:sz w:val="17"/>
                 <w:szCs w:val="17"/>
               </w:rPr>
-              <w:t xml:space="preserve">70</w:t>
+              <w:t xml:space="preserve">74</w:t>
             </w:r>
           </w:p>
         </w:tc>
@@ -3209,7 +3529,7 @@
           <w:sz w:val="16"/>
           <w:szCs w:val="16"/>
         </w:rPr>
-        <w:t xml:space="preserve">※ 충당 수단: 일용 투입 · 크로스트레이닝 · 라인 간 재배치 · 외주화</w:t>
+        <w:t xml:space="preserve">※ 현 보유 68명은 2026-09 기준 현원, 74명은 2026-12 기말 계획(전환 8 · 이탈 2 반영). 충당 수단: 일용 투입 · 크로스트레이닝 · 라인 간 재배치 · 외주화</w:t>
       </w:r>
     </w:p>
     <w:p>
@@ -3368,6 +3688,25 @@
           <w:szCs w:val="15"/>
         </w:rPr>
         <w:t xml:space="preserve">구역별 라인 × 가동 가능 OP 인원   |   2026. 09. 01. 기준</w:t>
+      </w:r>
+    </w:p>
+    <w:p>
+      <w:pPr>
+        <w:spacing w:after="90" w:before="0" w:line="264"/>
+        <w:jc w:val="left"/>
+      </w:pPr>
+      <w:r>
+        <w:rPr>
+          <w:rFonts w:ascii="맑은 고딕" w:cs="맑은 고딕" w:eastAsia="맑은 고딕" w:hAnsi="맑은 고딕"/>
+          <w:b w:val="false"/>
+          <w:bCs w:val="false"/>
+          <w:i w:val="false"/>
+          <w:iCs w:val="false"/>
+          <w:color w:val="7F7F7F"/>
+          <w:sz w:val="16"/>
+          <w:szCs w:val="16"/>
+        </w:rPr>
+        <w:t xml:space="preserve">집계 기준: OP 가동가능라인 명부 70명 (현 OP 68명 + 육성 중 교육생 2명 — 손○○ · 김○○). 본문 ①·④의 68명과 2명 차이가 나는 사유.</w:t>
       </w:r>
     </w:p>
     <w:p>
